--- a/aulas/aula-08-backtest-rigoroso/roteiro-aula-08-backtest-rigoroso.docx
+++ b/aulas/aula-08-backtest-rigoroso/roteiro-aula-08-backtest-rigoroso.docx
@@ -67,7 +67,7 @@
           <w:color w:val="F5A623"/>
           <w:sz w:val="20"/>
         </w:rPr>
-        <w:t>[TEMPO: 0:00 – 0:35]</w:t>
+        <w:t>[TEMPO: 0:00 – 0:20]</w:t>
       </w:r>
     </w:p>
     <w:p>
@@ -165,55 +165,7 @@
           <w:color w:val="1A1A1A"/>
           <w:sz w:val="22"/>
         </w:rPr>
-        <w:t>É como jogar uma moeda 1.000 vezes e encontrar uma sequência de 10 caras seguidas. Se você olhar só essa sequência e construir uma estratégia baseada nela, vai parecer que a moeda é viesada — mas não é.</w:t>
-      </w:r>
-    </w:p>
-    <w:p>
-      <w:pPr>
-        <w:spacing w:after="120"/>
-      </w:pPr>
-      <w:r>
-        <w:rPr>
-          <w:color w:val="1A1A1A"/>
-          <w:sz w:val="22"/>
-        </w:rPr>
-        <w:t>Harvey, Liu e Zhu, em um paper de 2016, analisaram centenas de fatores publicados na literatura de finanças e concluíram que a maioria provavelmente são falsos positivos. Eles calcularam que, dado o volume de testes realizados por pesquisadores ao longo do tempo, um fator precisaria ter t-statistic acima de 3,0 — não mais 2,0 — para ser considerado estatisticamente robusto.</w:t>
-      </w:r>
-    </w:p>
-    <w:p>
-      <w:pPr>
-        <w:spacing w:after="120"/>
-      </w:pPr>
-      <w:r>
-        <w:rPr>
-          <w:color w:val="1A1A1A"/>
-          <w:sz w:val="22"/>
-        </w:rPr>
-        <w:t>Bailey e López de Prado formalizaram isso no conceito de Probability of Backtest Overfitting, ou PBO: a probabilidade de que o melhor resultado em testes de amostra seja o pior em dados fora da amostra. Eles demonstraram que, com combinatorial purged cross-validation, é possível estimar essa probabilidade diretamente.</w:t>
-      </w:r>
-    </w:p>
-    <w:p>
-      <w:pPr>
-        <w:spacing w:after="120"/>
-      </w:pPr>
-      <w:r>
-        <w:rPr>
-          <w:color w:val="1A1A1A"/>
-          <w:sz w:val="22"/>
-        </w:rPr>
-        <w:t>E Marcos López de Prado, no livro Advances in Financial Machine Learning de 2018, introduziu o Deflated Sharpe Ratio, ou DSR: uma versão do Sharpe que penaliza pela quantidade de estratégias testadas e pela não-normalidade dos retornos.</w:t>
-      </w:r>
-    </w:p>
-    <w:p>
-      <w:pPr>
-        <w:spacing w:before="120" w:after="120"/>
-      </w:pPr>
-      <w:r>
-        <w:rPr>
-          <w:color w:val="CCCCCC"/>
-          <w:sz w:val="16"/>
-        </w:rPr>
-        <w:t>────────────────────────────────────────────────────────────</w:t>
+        <w:t>Marcos López de Prado, no livro Advances in Financial Machine Learning de 2018, introduziu o Deflated Sharpe Ratio, ou DSR: uma versão do Sharpe que penaliza pela quantidade de estratégias testadas e pela não-normalidade dos retornos. Hoje vamos formalizar isso e aplicar a nossa carteira.</w:t>
       </w:r>
     </w:p>
     <w:p>
@@ -263,7 +215,7 @@
           <w:color w:val="1A1A1A"/>
           <w:sz w:val="22"/>
         </w:rPr>
-        <w:t>Primeiro: Look-ahead bias, ou viés de antecipação. Ocorre quando você usa informação que não estaria disponível no momento da decisão de investimento. O exemplo mais comum: usar o retorno do mês T para construir o sinal do mês T. Na prática, você só sabe o retorno de T ao final de T — então o sinal só pode ser formado no início de T+1. No nosso código, controlamos isso com shift(1) no backtest.</w:t>
+        <w:t>Primeiro: Look-ahead bias, ou viés de antecipação. Ocorre quando você usa informação que não estaria disponível no momento da decisão de investimento. No nosso código, controlamos isso com shift(1) no rebalanceamento do backtest.</w:t>
       </w:r>
     </w:p>
     <w:p>
@@ -275,7 +227,7 @@
           <w:color w:val="1A1A1A"/>
           <w:sz w:val="22"/>
         </w:rPr>
-        <w:t>Segundo: Survivorship bias, ou viés de sobrevivência. Ocorre quando você testa sua estratégia somente em ativos que ainda existem hoje. Empresas que faliram, saíram do índice, foram incorporadas — essas não aparecem na sua amostra atual. O efeito é que você superestima o retorno histórico porque você só viu os 'sobreviventes'.</w:t>
+        <w:t>Segundo: Survivorship bias, ou viés de sobrevivência. Ocorre quando você testa sua estratégia somente em ativos que ainda existem hoje. Vocês devem mencionar essa limitação em seus relatórios finais.</w:t>
       </w:r>
     </w:p>
     <w:p>
@@ -287,19 +239,7 @@
           <w:color w:val="1A1A1A"/>
           <w:sz w:val="22"/>
         </w:rPr>
-        <w:t>Terceiro: Multiple testing bias, ou viés de múltiplos testes. Já falamos sobre isso. Se você testa 100 variações de um parâmetro e 5 funcionam bem, espera-se que, com 95% de confiança, 5 funcionem por acaso puro — mesmo que o verdadeiro efeito seja zero. A solução é aplicar correções estatísticas, como Bonferroni ou, mais adequado para séries financeiras, o ajuste proposto por Bailey e López de Prado.</w:t>
-      </w:r>
-    </w:p>
-    <w:p>
-      <w:pPr>
-        <w:spacing w:before="120" w:after="120"/>
-      </w:pPr>
-      <w:r>
-        <w:rPr>
-          <w:color w:val="CCCCCC"/>
-          <w:sz w:val="16"/>
-        </w:rPr>
-        <w:t>────────────────────────────────────────────────────────────</w:t>
+        <w:t>Terceiro: Multiple testing bias, ou viés de múltiplos testes. Se você testa 100 variações de parâmetros, 5 vão parecer excepcionais por mero acaso estatístico. A walk-forward analysis nos protege disso.</w:t>
       </w:r>
     </w:p>
     <w:p>
@@ -312,7 +252,7 @@
           <w:color w:val="1A6EAE"/>
           <w:sz w:val="24"/>
         </w:rPr>
-        <w:t>1.3 — Walk-Forward Analysis vs In-Sample/Out-of-Sample</w:t>
+        <w:t>1.3 — Walk-Forward Analysis</w:t>
       </w:r>
     </w:p>
     <w:p>
@@ -337,7 +277,7 @@
           <w:color w:val="1A1A1A"/>
           <w:sz w:val="22"/>
         </w:rPr>
-        <w:t>A metodologia padrão em quant finance para mitigar look-ahead bias em otimização de parâmetros é o Walk-Forward Analysis.</w:t>
+        <w:t>A metodologia padrão para mitigar look-back bias e múltiplos testes e o Walk-Forward Analysis.</w:t>
       </w:r>
     </w:p>
     <w:p>
@@ -349,55 +289,7 @@
           <w:color w:val="1A1A1A"/>
           <w:sz w:val="22"/>
         </w:rPr>
-        <w:t>A ideia é simples: você divide a série temporal em janelas. Em cada janela, você tem um período de treinamento — in-sample — e um período de teste — out-of-sample. Você treina no in-sample, testa no out-of-sample, avança a janela, e repete.</w:t>
-      </w:r>
-    </w:p>
-    <w:p>
-      <w:pPr>
-        <w:spacing w:after="120"/>
-      </w:pPr>
-      <w:r>
-        <w:rPr>
-          <w:color w:val="1A1A1A"/>
-          <w:sz w:val="22"/>
-        </w:rPr>
-        <w:t>O resultado final é a concatenação dos períodos out-of-sample. Isso garante que cada predição foi feita com parâmetros calculados exclusivamente com dados disponíveis naquele momento.</w:t>
-      </w:r>
-    </w:p>
-    <w:p>
-      <w:pPr>
-        <w:spacing w:after="120"/>
-      </w:pPr>
-      <w:r>
-        <w:rPr>
-          <w:color w:val="1A1A1A"/>
-          <w:sz w:val="22"/>
-        </w:rPr>
-        <w:t>No nosso contexto, implementamos isso com a função backtest_walkforward que vocês já construíram. Ela usa 36 meses de treinamento e 6 meses de teste, avançando de 6 em 6. Os retornos líquidos finais são puramente out-of-sample.</w:t>
-      </w:r>
-    </w:p>
-    <w:p>
-      <w:pPr>
-        <w:spacing w:after="120"/>
-      </w:pPr>
-      <w:r>
-        <w:rPr>
-          <w:color w:val="1A1A1A"/>
-          <w:sz w:val="22"/>
-        </w:rPr>
-        <w:t>Uma variante mais sofisticada é o Purged Cross-Validation proposto por López de Prado: além de separar treino e teste, você remove um gap temporal entre eles — chamado 'embargo' — para eliminar qualquer vazamento de informação por sobreposição de retornos calculados em janelas adjacentes.</w:t>
-      </w:r>
-    </w:p>
-    <w:p>
-      <w:pPr>
-        <w:spacing w:before="120" w:after="120"/>
-      </w:pPr>
-      <w:r>
-        <w:rPr>
-          <w:color w:val="CCCCCC"/>
-          <w:sz w:val="16"/>
-        </w:rPr>
-        <w:t>────────────────────────────────────────────────────────────</w:t>
+        <w:t>A ideia e simples: você divide a série temporal em janelas. Em cada janela, você tem um período de treinamento — in-sample — e um período de teste — out-of-sample. Você treina no in-sample, testa no out-of-sample, avança a janela, e repete. Isso garante que cada retorno foi gerado de forma puramente out-of-sample.</w:t>
       </w:r>
     </w:p>
     <w:p>
@@ -435,67 +327,7 @@
           <w:color w:val="1A1A1A"/>
           <w:sz w:val="22"/>
         </w:rPr>
-        <w:t>O Sharpe Ratio que calculamos nas aulas anteriores é o Sharpe observado: retorno médio dividido pelo desvio padrão, anualizado. É uma estatística pontual — não considera incerteza, não considera quantas estratégias testamos.</w:t>
-      </w:r>
-    </w:p>
-    <w:p>
-      <w:pPr>
-        <w:spacing w:after="120"/>
-      </w:pPr>
-      <w:r>
-        <w:rPr>
-          <w:color w:val="1A1A1A"/>
-          <w:sz w:val="22"/>
-        </w:rPr>
-        <w:t>O Deflated Sharpe Ratio corrige duas distorções: a inflação por múltiplos testes e o viés por não-normalidade.</w:t>
-      </w:r>
-    </w:p>
-    <w:p>
-      <w:pPr>
-        <w:spacing w:after="120"/>
-      </w:pPr>
-      <w:r>
-        <w:rPr>
-          <w:color w:val="1A1A1A"/>
-          <w:sz w:val="22"/>
-        </w:rPr>
-        <w:t>A fórmula envolve o Expected Maximum Sharpe Ratio, que cresce com o número de estratégias testadas. Quanto mais estratégias você testou, maior o Sharpe esperado por acaso puro — e portanto mais alto precisa ser o Sharpe observado para ser considerado genuíno.</w:t>
-      </w:r>
-    </w:p>
-    <w:p>
-      <w:pPr>
-        <w:spacing w:after="120"/>
-      </w:pPr>
-      <w:r>
-        <w:rPr>
-          <w:color w:val="1A1A1A"/>
-          <w:sz w:val="22"/>
-        </w:rPr>
-        <w:t>O DSR também corrige para skewness e kurtosis dos retornos. Retornos com cauda pesada ou assimetria negativa inflariam o Sharpe clássico — o DSR desconta isso.</w:t>
-      </w:r>
-    </w:p>
-    <w:p>
-      <w:pPr>
-        <w:spacing w:after="120"/>
-      </w:pPr>
-      <w:r>
-        <w:rPr>
-          <w:color w:val="1A1A1A"/>
-          <w:sz w:val="22"/>
-        </w:rPr>
-        <w:t>Hoje vamos implementar uma versão simplificada do DSR que captura a essência do conceito: penalização pelo número de configurações de janela testadas no walk-forward e ajuste por skewness e kurtosis.</w:t>
-      </w:r>
-    </w:p>
-    <w:p>
-      <w:pPr>
-        <w:spacing w:before="120" w:after="120"/>
-      </w:pPr>
-      <w:r>
-        <w:rPr>
-          <w:color w:val="CCCCCC"/>
-          <w:sz w:val="16"/>
-        </w:rPr>
-        <w:t>────────────────────────────────────────────────────────────</w:t>
+        <w:t>O DSR corrige o Sharpe Ratio observado com base em dois fatores: a quantidade de tentativas (múltiplos testes) e a não-normalidade dos retornos (skewness e curtose). Hoje implementaremos uma função robusta para computar essa estatística.</w:t>
       </w:r>
     </w:p>
     <w:p>
@@ -521,7 +353,7 @@
           <w:color w:val="F5A623"/>
           <w:sz w:val="20"/>
         </w:rPr>
-        <w:t>[TEMPO: 0:35 – 1:30]</w:t>
+        <w:t>[TEMPO: 0:20 – 0:55]</w:t>
       </w:r>
     </w:p>
     <w:p>
@@ -560,18 +392,6 @@
           <w:sz w:val="20"/>
         </w:rPr>
         <w:t>[Abrir Jupyter. Novo notebook: aula_08_backtest_rigoroso.ipynb.]</w:t>
-      </w:r>
-    </w:p>
-    <w:p>
-      <w:pPr>
-        <w:spacing w:after="120"/>
-      </w:pPr>
-      <w:r>
-        <w:rPr>
-          <w:color w:val="1A1A1A"/>
-          <w:sz w:val="22"/>
-        </w:rPr>
-        <w:t>Vamos abrir o notebook da aula 8. Como sempre, começamos com os imports e carregamento de dados.</w:t>
       </w:r>
     </w:p>
     <w:p>
@@ -627,49 +447,7 @@
           <w:color w:val="1A6EAE"/>
           <w:sz w:val="18"/>
         </w:rPr>
-        <w:t>import matplotlib.gridspec as gridspec</w:t>
-      </w:r>
-    </w:p>
-    <w:p>
-      <w:pPr>
-        <w:spacing w:after="80"/>
-        <w:ind w:left="576"/>
-      </w:pPr>
-      <w:r>
-        <w:rPr>
-          <w:rFonts w:ascii="Courier New" w:hAnsi="Courier New"/>
-          <w:color w:val="1A6EAE"/>
-          <w:sz w:val="18"/>
-        </w:rPr>
         <w:t>from scipy import stats</w:t>
-      </w:r>
-    </w:p>
-    <w:p>
-      <w:pPr>
-        <w:spacing w:after="80"/>
-        <w:ind w:left="576"/>
-      </w:pPr>
-      <w:r>
-        <w:rPr>
-          <w:rFonts w:ascii="Courier New" w:hAnsi="Courier New"/>
-          <w:color w:val="1A6EAE"/>
-          <w:sz w:val="18"/>
-        </w:rPr>
-        <w:t>import warnings</w:t>
-      </w:r>
-    </w:p>
-    <w:p>
-      <w:pPr>
-        <w:spacing w:after="80"/>
-        <w:ind w:left="576"/>
-      </w:pPr>
-      <w:r>
-        <w:rPr>
-          <w:rFonts w:ascii="Courier New" w:hAnsi="Courier New"/>
-          <w:color w:val="1A6EAE"/>
-          <w:sz w:val="18"/>
-        </w:rPr>
-        <w:t>warnings.filterwarnings('ignore')</w:t>
       </w:r>
     </w:p>
     <w:p>
@@ -738,58 +516,7 @@
           <w:color w:val="1A6EAE"/>
           <w:sz w:val="18"/>
         </w:rPr>
-        <w:t>ret_carteira  = pd.read_parquet('../dados/retorno_carteira.parquet')</w:t>
-      </w:r>
-    </w:p>
-    <w:p>
-      <w:pPr>
-        <w:spacing w:after="80"/>
-        <w:ind w:left="576"/>
-      </w:pPr>
-      <w:r>
-        <w:rPr>
-          <w:rFonts w:ascii="Courier New" w:hAnsi="Courier New"/>
-          <w:color w:val="1A6EAE"/>
-          <w:sz w:val="18"/>
-        </w:rPr>
-      </w:r>
-    </w:p>
-    <w:p>
-      <w:pPr>
-        <w:spacing w:after="80"/>
-        <w:ind w:left="576"/>
-      </w:pPr>
-      <w:r>
-        <w:rPr>
-          <w:rFonts w:ascii="Courier New" w:hAnsi="Courier New"/>
-          <w:color w:val="1A6EAE"/>
-          <w:sz w:val="18"/>
-        </w:rPr>
-        <w:t>print(ret_mensais.shape, sinal_v2.shape)</w:t>
-      </w:r>
-    </w:p>
-    <w:p>
-      <w:pPr>
-        <w:spacing w:after="120"/>
-      </w:pPr>
-      <w:r>
-        <w:rPr>
-          <w:color w:val="1A1A1A"/>
-          <w:sz w:val="22"/>
-        </w:rPr>
-        <w:t>Carregamos os dados de todas as aulas anteriores. Agora vamos olhar o que já temos de out-of-sample no ret_carteira — este é o nosso benchmark de comparação.</w:t>
-      </w:r>
-    </w:p>
-    <w:p>
-      <w:pPr>
-        <w:spacing w:before="120" w:after="120"/>
-      </w:pPr>
-      <w:r>
-        <w:rPr>
-          <w:color w:val="CCCCCC"/>
-          <w:sz w:val="16"/>
-        </w:rPr>
-        <w:t>────────────────────────────────────────────────────────────</w:t>
+        <w:t>ret_carteira  = pd.read_parquet('../dados/retorno_carteira_sinal_v2.parquet')</w:t>
       </w:r>
     </w:p>
     <w:p>
@@ -808,31 +535,6 @@
     <w:p>
       <w:pPr>
         <w:spacing w:after="80"/>
-      </w:pPr>
-      <w:r>
-        <w:rPr>
-          <w:i/>
-          <w:color w:val="7B4F12"/>
-          <w:sz w:val="20"/>
-        </w:rPr>
-        <w:t>[Digitar ao vivo. Explicar cada parâmetro.]</w:t>
-      </w:r>
-    </w:p>
-    <w:p>
-      <w:pPr>
-        <w:spacing w:after="120"/>
-      </w:pPr>
-      <w:r>
-        <w:rPr>
-          <w:color w:val="1A1A1A"/>
-          <w:sz w:val="22"/>
-        </w:rPr>
-        <w:t>Antes de rodar o walk-forward, vamos implementar o DSR — assim já podemos aplicá-lo ao resultado.</w:t>
-      </w:r>
-    </w:p>
-    <w:p>
-      <w:pPr>
-        <w:spacing w:after="80"/>
         <w:ind w:left="576"/>
       </w:pPr>
       <w:r>
@@ -841,63 +543,7 @@
           <w:color w:val="1A6EAE"/>
           <w:sz w:val="18"/>
         </w:rPr>
-        <w:t>def calcular_dsr(retornos, n_estrategias=1):</w:t>
-      </w:r>
-    </w:p>
-    <w:p>
-      <w:pPr>
-        <w:spacing w:after="80"/>
-        <w:ind w:left="576"/>
-      </w:pPr>
-      <w:r>
-        <w:rPr>
-          <w:rFonts w:ascii="Courier New" w:hAnsi="Courier New"/>
-          <w:color w:val="1A6EAE"/>
-          <w:sz w:val="18"/>
-        </w:rPr>
-        <w:t xml:space="preserve">    '''</w:t>
-      </w:r>
-    </w:p>
-    <w:p>
-      <w:pPr>
-        <w:spacing w:after="80"/>
-        <w:ind w:left="576"/>
-      </w:pPr>
-      <w:r>
-        <w:rPr>
-          <w:rFonts w:ascii="Courier New" w:hAnsi="Courier New"/>
-          <w:color w:val="1A6EAE"/>
-          <w:sz w:val="18"/>
-        </w:rPr>
-        <w:t xml:space="preserve">    Deflated Sharpe Ratio (Bailey &amp; Lopez de Prado, 2014).</w:t>
-      </w:r>
-    </w:p>
-    <w:p>
-      <w:pPr>
-        <w:spacing w:after="80"/>
-        <w:ind w:left="576"/>
-      </w:pPr>
-      <w:r>
-        <w:rPr>
-          <w:rFonts w:ascii="Courier New" w:hAnsi="Courier New"/>
-          <w:color w:val="1A6EAE"/>
-          <w:sz w:val="18"/>
-        </w:rPr>
-        <w:t xml:space="preserve">    Penaliza o Sharpe por multiplos testes e nao-normalidade.</w:t>
-      </w:r>
-    </w:p>
-    <w:p>
-      <w:pPr>
-        <w:spacing w:after="80"/>
-        <w:ind w:left="576"/>
-      </w:pPr>
-      <w:r>
-        <w:rPr>
-          <w:rFonts w:ascii="Courier New" w:hAnsi="Courier New"/>
-          <w:color w:val="1A6EAE"/>
-          <w:sz w:val="18"/>
-        </w:rPr>
-        <w:t xml:space="preserve">    '''</w:t>
+        <w:t>def calcular_dsr(retornos, n_estrategias=5):</w:t>
       </w:r>
     </w:p>
     <w:p>
@@ -967,33 +613,6 @@
           <w:color w:val="1A6EAE"/>
           <w:sz w:val="18"/>
         </w:rPr>
-      </w:r>
-    </w:p>
-    <w:p>
-      <w:pPr>
-        <w:spacing w:after="80"/>
-        <w:ind w:left="576"/>
-      </w:pPr>
-      <w:r>
-        <w:rPr>
-          <w:rFonts w:ascii="Courier New" w:hAnsi="Courier New"/>
-          <w:color w:val="1A6EAE"/>
-          <w:sz w:val="18"/>
-        </w:rPr>
-        <w:t xml:space="preserve">    # Expected max SR de n_estrategias tentativas (aprox. Extreme Value)</w:t>
-      </w:r>
-    </w:p>
-    <w:p>
-      <w:pPr>
-        <w:spacing w:after="80"/>
-        <w:ind w:left="576"/>
-      </w:pPr>
-      <w:r>
-        <w:rPr>
-          <w:rFonts w:ascii="Courier New" w:hAnsi="Courier New"/>
-          <w:color w:val="1A6EAE"/>
-          <w:sz w:val="18"/>
-        </w:rPr>
         <w:t xml:space="preserve">    e_maxsr = np.sqrt(2) * stats.norm.ppf(1 - 1/n_estrategias) if n_estrategias &gt; 1 else 0</w:t>
       </w:r>
     </w:p>
@@ -1008,61 +627,7 @@
           <w:color w:val="1A6EAE"/>
           <w:sz w:val="18"/>
         </w:rPr>
-      </w:r>
-    </w:p>
-    <w:p>
-      <w:pPr>
-        <w:spacing w:after="80"/>
-        <w:ind w:left="576"/>
-      </w:pPr>
-      <w:r>
-        <w:rPr>
-          <w:rFonts w:ascii="Courier New" w:hAnsi="Courier New"/>
-          <w:color w:val="1A6EAE"/>
-          <w:sz w:val="18"/>
-        </w:rPr>
-        <w:t xml:space="preserve">    # Correcao por nao-normalidade</w:t>
-      </w:r>
-    </w:p>
-    <w:p>
-      <w:pPr>
-        <w:spacing w:after="80"/>
-        <w:ind w:left="576"/>
-      </w:pPr>
-      <w:r>
-        <w:rPr>
-          <w:rFonts w:ascii="Courier New" w:hAnsi="Courier New"/>
-          <w:color w:val="1A6EAE"/>
-          <w:sz w:val="18"/>
-        </w:rPr>
         <w:t xml:space="preserve">    sr_corr = sr * (1 - sk/6 * sr + (ku-3)/24 * sr**2)**(-0.5)</w:t>
-      </w:r>
-    </w:p>
-    <w:p>
-      <w:pPr>
-        <w:spacing w:after="80"/>
-        <w:ind w:left="576"/>
-      </w:pPr>
-      <w:r>
-        <w:rPr>
-          <w:rFonts w:ascii="Courier New" w:hAnsi="Courier New"/>
-          <w:color w:val="1A6EAE"/>
-          <w:sz w:val="18"/>
-        </w:rPr>
-      </w:r>
-    </w:p>
-    <w:p>
-      <w:pPr>
-        <w:spacing w:after="80"/>
-        <w:ind w:left="576"/>
-      </w:pPr>
-      <w:r>
-        <w:rPr>
-          <w:rFonts w:ascii="Courier New" w:hAnsi="Courier New"/>
-          <w:color w:val="1A6EAE"/>
-          <w:sz w:val="18"/>
-        </w:rPr>
-        <w:t xml:space="preserve">    # Probabilidade de superar o expected max SR</w:t>
       </w:r>
     </w:p>
     <w:p>
@@ -1104,43 +669,7 @@
           <w:color w:val="1A6EAE"/>
           <w:sz w:val="18"/>
         </w:rPr>
-        <w:t xml:space="preserve">    return {'sharpe_obs': sr, 'sharpe_corr': sr_corr, 'e_maxsr': e_maxsr, 'dsr': dsr}</w:t>
-      </w:r>
-    </w:p>
-    <w:p>
-      <w:pPr>
-        <w:spacing w:after="120"/>
-      </w:pPr>
-      <w:r>
-        <w:rPr>
-          <w:color w:val="1A1A1A"/>
-          <w:sz w:val="22"/>
-        </w:rPr>
-        <w:t>O retorno é um dicionário com quatro valores: o Sharpe observado, o Sharpe corrigido por não-normalidade, o Sharpe máximo esperado por acaso dado o número de estratégias testadas, e o DSR — que é uma probabilidade entre 0 e 1.</w:t>
-      </w:r>
-    </w:p>
-    <w:p>
-      <w:pPr>
-        <w:spacing w:after="120"/>
-      </w:pPr>
-      <w:r>
-        <w:rPr>
-          <w:color w:val="1A1A1A"/>
-          <w:sz w:val="22"/>
-        </w:rPr>
-        <w:t>Um DSR acima de 0,95 indica que o resultado é estatisticamente robusto mesmo após deflação. Abaixo de 0,5 levanta forte suspeita de overfitting.</w:t>
-      </w:r>
-    </w:p>
-    <w:p>
-      <w:pPr>
-        <w:spacing w:before="120" w:after="120"/>
-      </w:pPr>
-      <w:r>
-        <w:rPr>
-          <w:color w:val="CCCCCC"/>
-          <w:sz w:val="16"/>
-        </w:rPr>
-        <w:t>────────────────────────────────────────────────────────────</w:t>
+        <w:t xml:space="preserve">    return {'sharpe_obs': sr, 'sharpe_corr': sr_corr, 'dsr': dsr}</w:t>
       </w:r>
     </w:p>
     <w:p>
@@ -1159,31 +688,6 @@
     <w:p>
       <w:pPr>
         <w:spacing w:after="80"/>
-      </w:pPr>
-      <w:r>
-        <w:rPr>
-          <w:i/>
-          <w:color w:val="7B4F12"/>
-          <w:sz w:val="20"/>
-        </w:rPr>
-        <w:t>[Digitar ao vivo. Esta é a função central da aula.]</w:t>
-      </w:r>
-    </w:p>
-    <w:p>
-      <w:pPr>
-        <w:spacing w:after="120"/>
-      </w:pPr>
-      <w:r>
-        <w:rPr>
-          <w:color w:val="1A1A1A"/>
-          <w:sz w:val="22"/>
-        </w:rPr>
-        <w:t>Agora a função de walk-forward. Ela recebe o sinal e os retornos mensais, e produz retornos puramente out-of-sample.</w:t>
-      </w:r>
-    </w:p>
-    <w:p>
-      <w:pPr>
-        <w:spacing w:after="80"/>
         <w:ind w:left="576"/>
       </w:pPr>
       <w:r>
@@ -1193,76 +697,6 @@
           <w:sz w:val="18"/>
         </w:rPr>
         <w:t>def backtest_walkforward(sinal, ret_mensais, janela_treino=36, janela_teste=6):</w:t>
-      </w:r>
-    </w:p>
-    <w:p>
-      <w:pPr>
-        <w:spacing w:after="80"/>
-        <w:ind w:left="576"/>
-      </w:pPr>
-      <w:r>
-        <w:rPr>
-          <w:rFonts w:ascii="Courier New" w:hAnsi="Courier New"/>
-          <w:color w:val="1A6EAE"/>
-          <w:sz w:val="18"/>
-        </w:rPr>
-        <w:t xml:space="preserve">    '''</w:t>
-      </w:r>
-    </w:p>
-    <w:p>
-      <w:pPr>
-        <w:spacing w:after="80"/>
-        <w:ind w:left="576"/>
-      </w:pPr>
-      <w:r>
-        <w:rPr>
-          <w:rFonts w:ascii="Courier New" w:hAnsi="Courier New"/>
-          <w:color w:val="1A6EAE"/>
-          <w:sz w:val="18"/>
-        </w:rPr>
-        <w:t xml:space="preserve">    Walk-forward analysis.</w:t>
-      </w:r>
-    </w:p>
-    <w:p>
-      <w:pPr>
-        <w:spacing w:after="80"/>
-        <w:ind w:left="576"/>
-      </w:pPr>
-      <w:r>
-        <w:rPr>
-          <w:rFonts w:ascii="Courier New" w:hAnsi="Courier New"/>
-          <w:color w:val="1A6EAE"/>
-          <w:sz w:val="18"/>
-        </w:rPr>
-        <w:t xml:space="preserve">    janela_treino: meses de treinamento para otimizacao de parametros</w:t>
-      </w:r>
-    </w:p>
-    <w:p>
-      <w:pPr>
-        <w:spacing w:after="80"/>
-        <w:ind w:left="576"/>
-      </w:pPr>
-      <w:r>
-        <w:rPr>
-          <w:rFonts w:ascii="Courier New" w:hAnsi="Courier New"/>
-          <w:color w:val="1A6EAE"/>
-          <w:sz w:val="18"/>
-        </w:rPr>
-        <w:t xml:space="preserve">    janela_teste:  meses de avaliacao out-of-sample</w:t>
-      </w:r>
-    </w:p>
-    <w:p>
-      <w:pPr>
-        <w:spacing w:after="80"/>
-        <w:ind w:left="576"/>
-      </w:pPr>
-      <w:r>
-        <w:rPr>
-          <w:rFonts w:ascii="Courier New" w:hAnsi="Courier New"/>
-          <w:color w:val="1A6EAE"/>
-          <w:sz w:val="18"/>
-        </w:rPr>
-        <w:t xml:space="preserve">    '''</w:t>
       </w:r>
     </w:p>
     <w:p>
@@ -1304,19 +738,6 @@
           <w:color w:val="1A6EAE"/>
           <w:sz w:val="18"/>
         </w:rPr>
-      </w:r>
-    </w:p>
-    <w:p>
-      <w:pPr>
-        <w:spacing w:after="80"/>
-        <w:ind w:left="576"/>
-      </w:pPr>
-      <w:r>
-        <w:rPr>
-          <w:rFonts w:ascii="Courier New" w:hAnsi="Courier New"/>
-          <w:color w:val="1A6EAE"/>
-          <w:sz w:val="18"/>
-        </w:rPr>
         <w:t xml:space="preserve">    inicio = janela_treino</w:t>
       </w:r>
     </w:p>
@@ -1345,77 +766,7 @@
           <w:color w:val="1A6EAE"/>
           <w:sz w:val="18"/>
         </w:rPr>
-        <w:t xml:space="preserve">        treino_end = datas[inicio - 1]</w:t>
-      </w:r>
-    </w:p>
-    <w:p>
-      <w:pPr>
-        <w:spacing w:after="80"/>
-        <w:ind w:left="576"/>
-      </w:pPr>
-      <w:r>
-        <w:rPr>
-          <w:rFonts w:ascii="Courier New" w:hAnsi="Courier New"/>
-          <w:color w:val="1A6EAE"/>
-          <w:sz w:val="18"/>
-        </w:rPr>
-        <w:t xml:space="preserve">        teste_end  = datas[min(inicio + janela_teste - 1, len(datas)-1)]</w:t>
-      </w:r>
-    </w:p>
-    <w:p>
-      <w:pPr>
-        <w:spacing w:after="80"/>
-        <w:ind w:left="576"/>
-      </w:pPr>
-      <w:r>
-        <w:rPr>
-          <w:rFonts w:ascii="Courier New" w:hAnsi="Courier New"/>
-          <w:color w:val="1A6EAE"/>
-          <w:sz w:val="18"/>
-        </w:rPr>
-        <w:t xml:space="preserve">        </w:t>
-      </w:r>
-    </w:p>
-    <w:p>
-      <w:pPr>
-        <w:spacing w:after="80"/>
-        <w:ind w:left="576"/>
-      </w:pPr>
-      <w:r>
-        <w:rPr>
-          <w:rFonts w:ascii="Courier New" w:hAnsi="Courier New"/>
-          <w:color w:val="1A6EAE"/>
-          <w:sz w:val="18"/>
-        </w:rPr>
-        <w:t xml:space="preserve">        # Periodo out-of-sample</w:t>
-      </w:r>
-    </w:p>
-    <w:p>
-      <w:pPr>
-        <w:spacing w:after="80"/>
-        <w:ind w:left="576"/>
-      </w:pPr>
-      <w:r>
-        <w:rPr>
-          <w:rFonts w:ascii="Courier New" w:hAnsi="Courier New"/>
-          <w:color w:val="1A6EAE"/>
-          <w:sz w:val="18"/>
-        </w:rPr>
         <w:t xml:space="preserve">        datas_oos = datas[inicio:inicio + janela_teste]</w:t>
-      </w:r>
-    </w:p>
-    <w:p>
-      <w:pPr>
-        <w:spacing w:after="80"/>
-        <w:ind w:left="576"/>
-      </w:pPr>
-      <w:r>
-        <w:rPr>
-          <w:rFonts w:ascii="Courier New" w:hAnsi="Courier New"/>
-          <w:color w:val="1A6EAE"/>
-          <w:sz w:val="18"/>
-        </w:rPr>
-        <w:t xml:space="preserve">        </w:t>
       </w:r>
     </w:p>
     <w:p>
@@ -1541,20 +892,6 @@
           <w:color w:val="1A6EAE"/>
           <w:sz w:val="18"/>
         </w:rPr>
-        <w:t xml:space="preserve">                    </w:t>
-      </w:r>
-    </w:p>
-    <w:p>
-      <w:pPr>
-        <w:spacing w:after="80"/>
-        <w:ind w:left="576"/>
-      </w:pPr>
-      <w:r>
-        <w:rPr>
-          <w:rFonts w:ascii="Courier New" w:hAnsi="Courier New"/>
-          <w:color w:val="1A6EAE"/>
-          <w:sz w:val="18"/>
-        </w:rPr>
         <w:t xml:space="preserve">                    if data in ret_mensais.index:</w:t>
       </w:r>
     </w:p>
@@ -1625,7 +962,7 @@
           <w:color w:val="1A6EAE"/>
           <w:sz w:val="18"/>
         </w:rPr>
-        <w:t xml:space="preserve">                        resultados.append({'data': data, 'retorno': ret_oos, 'n_ativos': len(top)})</w:t>
+        <w:t xml:space="preserve">                        resultados.append({'data': data, 'retorno': ret_oos})</w:t>
       </w:r>
     </w:p>
     <w:p>
@@ -1653,45 +990,7 @@
           <w:color w:val="1A6EAE"/>
           <w:sz w:val="18"/>
         </w:rPr>
-        <w:t xml:space="preserve">    </w:t>
-      </w:r>
-    </w:p>
-    <w:p>
-      <w:pPr>
-        <w:spacing w:after="80"/>
-        <w:ind w:left="576"/>
-      </w:pPr>
-      <w:r>
-        <w:rPr>
-          <w:rFonts w:ascii="Courier New" w:hAnsi="Courier New"/>
-          <w:color w:val="1A6EAE"/>
-          <w:sz w:val="18"/>
-        </w:rPr>
         <w:t xml:space="preserve">    return pd.DataFrame(resultados).set_index('data')['retorno']</w:t>
-      </w:r>
-    </w:p>
-    <w:p>
-      <w:pPr>
-        <w:spacing w:after="120"/>
-      </w:pPr>
-      <w:r>
-        <w:rPr>
-          <w:color w:val="1A1A1A"/>
-          <w:sz w:val="22"/>
-        </w:rPr>
-        <w:t>Notem que dentro do loop só usamos dados até treino_end para qualquer decisão de parâmetros — aqui, nossos parâmetros são fixos, mas a estrutura permite variar o n_long, o lookback, qualquer hiperparâmetro. A decisão final de portfólio usa apenas o sinal daquele mês específico, sem vazamento.</w:t>
-      </w:r>
-    </w:p>
-    <w:p>
-      <w:pPr>
-        <w:spacing w:before="120" w:after="120"/>
-      </w:pPr>
-      <w:r>
-        <w:rPr>
-          <w:color w:val="CCCCCC"/>
-          <w:sz w:val="16"/>
-        </w:rPr>
-        <w:t>────────────────────────────────────────────────────────────</w:t>
       </w:r>
     </w:p>
     <w:p>
@@ -1704,32 +1003,7 @@
           <w:color w:val="1A6EAE"/>
           <w:sz w:val="24"/>
         </w:rPr>
-        <w:t>2.4 — Executar Walk-Forward e Comparar</w:t>
-      </w:r>
-    </w:p>
-    <w:p>
-      <w:pPr>
-        <w:spacing w:after="80"/>
-      </w:pPr>
-      <w:r>
-        <w:rPr>
-          <w:i/>
-          <w:color w:val="7B4F12"/>
-          <w:sz w:val="20"/>
-        </w:rPr>
-        <w:t>[Rodar a função. Pode demorar alguns segundos.]</w:t>
-      </w:r>
-    </w:p>
-    <w:p>
-      <w:pPr>
-        <w:spacing w:after="120"/>
-      </w:pPr>
-      <w:r>
-        <w:rPr>
-          <w:color w:val="1A1A1A"/>
-          <w:sz w:val="22"/>
-        </w:rPr>
-        <w:t>Vamos rodar e comparar o resultado out-of-sample com o backtest simples.</w:t>
+        <w:t>2.4 — Executar Walk-Forward e Salvar</w:t>
       </w:r>
     </w:p>
     <w:p>
@@ -1757,7 +1031,7 @@
           <w:color w:val="1A6EAE"/>
           <w:sz w:val="18"/>
         </w:rPr>
-        <w:t>print(f'Periodo OOS: {ret_oos.index.min()} a {ret_oos.index.max()}')</w:t>
+        <w:t>dsr_res = calcular_dsr(ret_oos, n_estrategias=5)</w:t>
       </w:r>
     </w:p>
     <w:p>
@@ -1771,7 +1045,7 @@
           <w:color w:val="1A6EAE"/>
           <w:sz w:val="18"/>
         </w:rPr>
-        <w:t>print(f'Observacoes OOS: {len(ret_oos)}')</w:t>
+        <w:t>print(f"Sharpe OOS: {dsr_res['sharpe_obs']:.2f}, DSR: {dsr_res['dsr']:.1%}")</w:t>
       </w:r>
     </w:p>
     <w:p>
@@ -1785,101 +1059,7 @@
           <w:color w:val="1A6EAE"/>
           <w:sz w:val="18"/>
         </w:rPr>
-      </w:r>
-    </w:p>
-    <w:p>
-      <w:pPr>
-        <w:spacing w:after="80"/>
-        <w:ind w:left="576"/>
-      </w:pPr>
-      <w:r>
-        <w:rPr>
-          <w:rFonts w:ascii="Courier New" w:hAnsi="Courier New"/>
-          <w:color w:val="1A6EAE"/>
-          <w:sz w:val="18"/>
-        </w:rPr>
-        <w:t># Calcular metricas do OOS</w:t>
-      </w:r>
-    </w:p>
-    <w:p>
-      <w:pPr>
-        <w:spacing w:after="80"/>
-        <w:ind w:left="576"/>
-      </w:pPr>
-      <w:r>
-        <w:rPr>
-          <w:rFonts w:ascii="Courier New" w:hAnsi="Courier New"/>
-          <w:color w:val="1A6EAE"/>
-          <w:sz w:val="18"/>
-        </w:rPr>
-        <w:t>sharpe_oos = ret_oos.mean() / ret_oos.std() * np.sqrt(12)</w:t>
-      </w:r>
-    </w:p>
-    <w:p>
-      <w:pPr>
-        <w:spacing w:after="80"/>
-        <w:ind w:left="576"/>
-      </w:pPr>
-      <w:r>
-        <w:rPr>
-          <w:rFonts w:ascii="Courier New" w:hAnsi="Courier New"/>
-          <w:color w:val="1A6EAE"/>
-          <w:sz w:val="18"/>
-        </w:rPr>
-        <w:t>cagr_oos   = (1 + ret_oos).prod() ** (12/len(ret_oos)) - 1</w:t>
-      </w:r>
-    </w:p>
-    <w:p>
-      <w:pPr>
-        <w:spacing w:after="80"/>
-        <w:ind w:left="576"/>
-      </w:pPr>
-      <w:r>
-        <w:rPr>
-          <w:rFonts w:ascii="Courier New" w:hAnsi="Courier New"/>
-          <w:color w:val="1A6EAE"/>
-          <w:sz w:val="18"/>
-        </w:rPr>
-      </w:r>
-    </w:p>
-    <w:p>
-      <w:pPr>
-        <w:spacing w:after="80"/>
-        <w:ind w:left="576"/>
-      </w:pPr>
-      <w:r>
-        <w:rPr>
-          <w:rFonts w:ascii="Courier New" w:hAnsi="Courier New"/>
-          <w:color w:val="1A6EAE"/>
-          <w:sz w:val="18"/>
-        </w:rPr>
-        <w:t>print(f'Sharpe OOS: {sharpe_oos:.2f}')</w:t>
-      </w:r>
-    </w:p>
-    <w:p>
-      <w:pPr>
-        <w:spacing w:after="80"/>
-        <w:ind w:left="576"/>
-      </w:pPr>
-      <w:r>
-        <w:rPr>
-          <w:rFonts w:ascii="Courier New" w:hAnsi="Courier New"/>
-          <w:color w:val="1A6EAE"/>
-          <w:sz w:val="18"/>
-        </w:rPr>
-        <w:t>print(f'CAGR OOS:   {cagr_oos:.1%}')</w:t>
-      </w:r>
-    </w:p>
-    <w:p>
-      <w:pPr>
-        <w:spacing w:after="120"/>
-      </w:pPr>
-      <w:r>
-        <w:rPr>
-          <w:color w:val="1A1A1A"/>
-          <w:sz w:val="22"/>
-        </w:rPr>
-        <w:t>Espera-se que o Sharpe OOS seja um pouco menor que o in-sample — isso é normal e desejável. Significa que o modelo não está inflado. Se o OOS for igual ou maior que o in-sample, pode ser sinal de que a janela de teste é muito curta ou que você teve sorte específica.</w:t>
+        <w:t>ret_oos.to_frame('retorno').to_parquet('../dados/retorno_walkforward_liquido.parquet')</w:t>
       </w:r>
     </w:p>
     <w:p>
@@ -1904,681 +1084,7 @@
           <w:color w:val="1A6EAE"/>
           <w:sz w:val="24"/>
         </w:rPr>
-        <w:t>2.5 — Aplicar o DSR</w:t>
-      </w:r>
-    </w:p>
-    <w:p>
-      <w:pPr>
-        <w:spacing w:after="80"/>
-      </w:pPr>
-      <w:r>
-        <w:rPr>
-          <w:i/>
-          <w:color w:val="7B4F12"/>
-          <w:sz w:val="20"/>
-        </w:rPr>
-        <w:t>[Digitar. Mostrar como interpretar o resultado.]</w:t>
-      </w:r>
-    </w:p>
-    <w:p>
-      <w:pPr>
-        <w:spacing w:after="120"/>
-      </w:pPr>
-      <w:r>
-        <w:rPr>
-          <w:color w:val="1A1A1A"/>
-          <w:sz w:val="22"/>
-        </w:rPr>
-        <w:t>Agora aplicamos o DSR. Como testamos poucas configurações — basicamente fixamos os parâmetros nas aulas anteriores —, vamos usar n_estrategias=5 como estimativa conservadora.</w:t>
-      </w:r>
-    </w:p>
-    <w:p>
-      <w:pPr>
-        <w:spacing w:after="80"/>
-        <w:ind w:left="576"/>
-      </w:pPr>
-      <w:r>
-        <w:rPr>
-          <w:rFonts w:ascii="Courier New" w:hAnsi="Courier New"/>
-          <w:color w:val="1A6EAE"/>
-          <w:sz w:val="18"/>
-        </w:rPr>
-        <w:t>dsr_result = calcular_dsr(ret_oos, n_estrategias=5)</w:t>
-      </w:r>
-    </w:p>
-    <w:p>
-      <w:pPr>
-        <w:spacing w:after="80"/>
-        <w:ind w:left="576"/>
-      </w:pPr>
-      <w:r>
-        <w:rPr>
-          <w:rFonts w:ascii="Courier New" w:hAnsi="Courier New"/>
-          <w:color w:val="1A6EAE"/>
-          <w:sz w:val="18"/>
-        </w:rPr>
-        <w:t>print('=== Deflated Sharpe Ratio ===')</w:t>
-      </w:r>
-    </w:p>
-    <w:p>
-      <w:pPr>
-        <w:spacing w:after="80"/>
-        <w:ind w:left="576"/>
-      </w:pPr>
-      <w:r>
-        <w:rPr>
-          <w:rFonts w:ascii="Courier New" w:hAnsi="Courier New"/>
-          <w:color w:val="1A6EAE"/>
-          <w:sz w:val="18"/>
-        </w:rPr>
-        <w:t>print(f'  Sharpe Observado:  {dsr_result["sharpe_obs"]:.3f}')</w:t>
-      </w:r>
-    </w:p>
-    <w:p>
-      <w:pPr>
-        <w:spacing w:after="80"/>
-        <w:ind w:left="576"/>
-      </w:pPr>
-      <w:r>
-        <w:rPr>
-          <w:rFonts w:ascii="Courier New" w:hAnsi="Courier New"/>
-          <w:color w:val="1A6EAE"/>
-          <w:sz w:val="18"/>
-        </w:rPr>
-        <w:t>print(f'  Sharpe Corrigido:  {dsr_result["sharpe_corr"]:.3f}')</w:t>
-      </w:r>
-    </w:p>
-    <w:p>
-      <w:pPr>
-        <w:spacing w:after="80"/>
-        <w:ind w:left="576"/>
-      </w:pPr>
-      <w:r>
-        <w:rPr>
-          <w:rFonts w:ascii="Courier New" w:hAnsi="Courier New"/>
-          <w:color w:val="1A6EAE"/>
-          <w:sz w:val="18"/>
-        </w:rPr>
-        <w:t>print(f'  E[MaxSR] esperado: {dsr_result["e_maxsr"]:.3f}')</w:t>
-      </w:r>
-    </w:p>
-    <w:p>
-      <w:pPr>
-        <w:spacing w:after="80"/>
-        <w:ind w:left="576"/>
-      </w:pPr>
-      <w:r>
-        <w:rPr>
-          <w:rFonts w:ascii="Courier New" w:hAnsi="Courier New"/>
-          <w:color w:val="1A6EAE"/>
-          <w:sz w:val="18"/>
-        </w:rPr>
-        <w:t>print(f'  DSR (prob):        {dsr_result["dsr"]:.3f}')</w:t>
-      </w:r>
-    </w:p>
-    <w:p>
-      <w:pPr>
-        <w:spacing w:after="120"/>
-      </w:pPr>
-      <w:r>
-        <w:rPr>
-          <w:color w:val="1A1A1A"/>
-          <w:sz w:val="22"/>
-        </w:rPr>
-        <w:t>O DSR próximo de 1 significa alta confiança de que o resultado não é artefato de overfitting. O DSR próximo de 0 seria um sinal de alerta. Para o Desafio Itaú, qualquer estratégia que vocês apresentarem deve ter DSR acima de 0,80 para ser considerada robusta.</w:t>
-      </w:r>
-    </w:p>
-    <w:p>
-      <w:pPr>
-        <w:spacing w:before="120" w:after="120"/>
-      </w:pPr>
-      <w:r>
-        <w:rPr>
-          <w:color w:val="CCCCCC"/>
-          <w:sz w:val="16"/>
-        </w:rPr>
-        <w:t>────────────────────────────────────────────────────────────</w:t>
-      </w:r>
-    </w:p>
-    <w:p>
-      <w:pPr>
-        <w:pStyle w:val="Heading2"/>
-      </w:pPr>
-      <w:r>
-        <w:rPr>
-          <w:b/>
-          <w:color w:val="1A6EAE"/>
-          <w:sz w:val="24"/>
-        </w:rPr>
-        <w:t>2.6 — Visualizacao: In-Sample vs Out-of-Sample</w:t>
-      </w:r>
-    </w:p>
-    <w:p>
-      <w:pPr>
-        <w:spacing w:after="80"/>
-      </w:pPr>
-      <w:r>
-        <w:rPr>
-          <w:i/>
-          <w:color w:val="7B4F12"/>
-          <w:sz w:val="20"/>
-        </w:rPr>
-        <w:t>[Gráfico comparativo. Mostrar divergência ou convergência.]</w:t>
-      </w:r>
-    </w:p>
-    <w:p>
-      <w:pPr>
-        <w:spacing w:after="120"/>
-      </w:pPr>
-      <w:r>
-        <w:rPr>
-          <w:color w:val="1A1A1A"/>
-          <w:sz w:val="22"/>
-        </w:rPr>
-        <w:t>Vamos fazer um gráfico que mostra lado a lado o retorno acumulado in-sample e out-of-sample.</w:t>
-      </w:r>
-    </w:p>
-    <w:p>
-      <w:pPr>
-        <w:spacing w:after="80"/>
-        <w:ind w:left="576"/>
-      </w:pPr>
-      <w:r>
-        <w:rPr>
-          <w:rFonts w:ascii="Courier New" w:hAnsi="Courier New"/>
-          <w:color w:val="1A6EAE"/>
-          <w:sz w:val="18"/>
-        </w:rPr>
-        <w:t>fig, axes = plt.subplots(1, 2, figsize=(14, 5))</w:t>
-      </w:r>
-    </w:p>
-    <w:p>
-      <w:pPr>
-        <w:spacing w:after="80"/>
-        <w:ind w:left="576"/>
-      </w:pPr>
-      <w:r>
-        <w:rPr>
-          <w:rFonts w:ascii="Courier New" w:hAnsi="Courier New"/>
-          <w:color w:val="1A6EAE"/>
-          <w:sz w:val="18"/>
-        </w:rPr>
-      </w:r>
-    </w:p>
-    <w:p>
-      <w:pPr>
-        <w:spacing w:after="80"/>
-        <w:ind w:left="576"/>
-      </w:pPr>
-      <w:r>
-        <w:rPr>
-          <w:rFonts w:ascii="Courier New" w:hAnsi="Courier New"/>
-          <w:color w:val="1A6EAE"/>
-          <w:sz w:val="18"/>
-        </w:rPr>
-        <w:t># Acumulado</w:t>
-      </w:r>
-    </w:p>
-    <w:p>
-      <w:pPr>
-        <w:spacing w:after="80"/>
-        <w:ind w:left="576"/>
-      </w:pPr>
-      <w:r>
-        <w:rPr>
-          <w:rFonts w:ascii="Courier New" w:hAnsi="Courier New"/>
-          <w:color w:val="1A6EAE"/>
-          <w:sz w:val="18"/>
-        </w:rPr>
-        <w:t>ax1 = axes[0]</w:t>
-      </w:r>
-    </w:p>
-    <w:p>
-      <w:pPr>
-        <w:spacing w:after="80"/>
-        <w:ind w:left="576"/>
-      </w:pPr>
-      <w:r>
-        <w:rPr>
-          <w:rFonts w:ascii="Courier New" w:hAnsi="Courier New"/>
-          <w:color w:val="1A6EAE"/>
-          <w:sz w:val="18"/>
-        </w:rPr>
-        <w:t>ret_is  = ret_carteira.squeeze().dropna()</w:t>
-      </w:r>
-    </w:p>
-    <w:p>
-      <w:pPr>
-        <w:spacing w:after="80"/>
-        <w:ind w:left="576"/>
-      </w:pPr>
-      <w:r>
-        <w:rPr>
-          <w:rFonts w:ascii="Courier New" w:hAnsi="Courier New"/>
-          <w:color w:val="1A6EAE"/>
-          <w:sz w:val="18"/>
-        </w:rPr>
-        <w:t>cum_is  = (1 + ret_is).cumprod()</w:t>
-      </w:r>
-    </w:p>
-    <w:p>
-      <w:pPr>
-        <w:spacing w:after="80"/>
-        <w:ind w:left="576"/>
-      </w:pPr>
-      <w:r>
-        <w:rPr>
-          <w:rFonts w:ascii="Courier New" w:hAnsi="Courier New"/>
-          <w:color w:val="1A6EAE"/>
-          <w:sz w:val="18"/>
-        </w:rPr>
-        <w:t>cum_oos = (1 + ret_oos).cumprod()</w:t>
-      </w:r>
-    </w:p>
-    <w:p>
-      <w:pPr>
-        <w:spacing w:after="80"/>
-        <w:ind w:left="576"/>
-      </w:pPr>
-      <w:r>
-        <w:rPr>
-          <w:rFonts w:ascii="Courier New" w:hAnsi="Courier New"/>
-          <w:color w:val="1A6EAE"/>
-          <w:sz w:val="18"/>
-        </w:rPr>
-      </w:r>
-    </w:p>
-    <w:p>
-      <w:pPr>
-        <w:spacing w:after="80"/>
-        <w:ind w:left="576"/>
-      </w:pPr>
-      <w:r>
-        <w:rPr>
-          <w:rFonts w:ascii="Courier New" w:hAnsi="Courier New"/>
-          <w:color w:val="1A6EAE"/>
-          <w:sz w:val="18"/>
-        </w:rPr>
-        <w:t>ax1.plot(cum_is.index,  cum_is.values,  label='In-Sample (backtest simples)',  color='#1A6EAE', lw=2)</w:t>
-      </w:r>
-    </w:p>
-    <w:p>
-      <w:pPr>
-        <w:spacing w:after="80"/>
-        <w:ind w:left="576"/>
-      </w:pPr>
-      <w:r>
-        <w:rPr>
-          <w:rFonts w:ascii="Courier New" w:hAnsi="Courier New"/>
-          <w:color w:val="1A6EAE"/>
-          <w:sz w:val="18"/>
-        </w:rPr>
-        <w:t>ax1.plot(cum_oos.index, cum_oos.values, label='Out-of-Sample (walk-forward)', color='#F5A623', lw=2, ls='--')</w:t>
-      </w:r>
-    </w:p>
-    <w:p>
-      <w:pPr>
-        <w:spacing w:after="80"/>
-        <w:ind w:left="576"/>
-      </w:pPr>
-      <w:r>
-        <w:rPr>
-          <w:rFonts w:ascii="Courier New" w:hAnsi="Courier New"/>
-          <w:color w:val="1A6EAE"/>
-          <w:sz w:val="18"/>
-        </w:rPr>
-        <w:t>ax1.set_title('Retorno Acumulado: IS vs OOS')</w:t>
-      </w:r>
-    </w:p>
-    <w:p>
-      <w:pPr>
-        <w:spacing w:after="80"/>
-        <w:ind w:left="576"/>
-      </w:pPr>
-      <w:r>
-        <w:rPr>
-          <w:rFonts w:ascii="Courier New" w:hAnsi="Courier New"/>
-          <w:color w:val="1A6EAE"/>
-          <w:sz w:val="18"/>
-        </w:rPr>
-        <w:t>ax1.legend(fontsize=9)</w:t>
-      </w:r>
-    </w:p>
-    <w:p>
-      <w:pPr>
-        <w:spacing w:after="80"/>
-        <w:ind w:left="576"/>
-      </w:pPr>
-      <w:r>
-        <w:rPr>
-          <w:rFonts w:ascii="Courier New" w:hAnsi="Courier New"/>
-          <w:color w:val="1A6EAE"/>
-          <w:sz w:val="18"/>
-        </w:rPr>
-        <w:t>ax1.grid(alpha=0.3)</w:t>
-      </w:r>
-    </w:p>
-    <w:p>
-      <w:pPr>
-        <w:spacing w:after="80"/>
-        <w:ind w:left="576"/>
-      </w:pPr>
-      <w:r>
-        <w:rPr>
-          <w:rFonts w:ascii="Courier New" w:hAnsi="Courier New"/>
-          <w:color w:val="1A6EAE"/>
-          <w:sz w:val="18"/>
-        </w:rPr>
-      </w:r>
-    </w:p>
-    <w:p>
-      <w:pPr>
-        <w:spacing w:after="80"/>
-        <w:ind w:left="576"/>
-      </w:pPr>
-      <w:r>
-        <w:rPr>
-          <w:rFonts w:ascii="Courier New" w:hAnsi="Courier New"/>
-          <w:color w:val="1A6EAE"/>
-          <w:sz w:val="18"/>
-        </w:rPr>
-        <w:t># Distribuicao de retornos mensais</w:t>
-      </w:r>
-    </w:p>
-    <w:p>
-      <w:pPr>
-        <w:spacing w:after="80"/>
-        <w:ind w:left="576"/>
-      </w:pPr>
-      <w:r>
-        <w:rPr>
-          <w:rFonts w:ascii="Courier New" w:hAnsi="Courier New"/>
-          <w:color w:val="1A6EAE"/>
-          <w:sz w:val="18"/>
-        </w:rPr>
-        <w:t>ax2 = axes[1]</w:t>
-      </w:r>
-    </w:p>
-    <w:p>
-      <w:pPr>
-        <w:spacing w:after="80"/>
-        <w:ind w:left="576"/>
-      </w:pPr>
-      <w:r>
-        <w:rPr>
-          <w:rFonts w:ascii="Courier New" w:hAnsi="Courier New"/>
-          <w:color w:val="1A6EAE"/>
-          <w:sz w:val="18"/>
-        </w:rPr>
-        <w:t>ax2.hist(ret_is,  bins=30, alpha=0.5, label='In-Sample',      color='#1A6EAE')</w:t>
-      </w:r>
-    </w:p>
-    <w:p>
-      <w:pPr>
-        <w:spacing w:after="80"/>
-        <w:ind w:left="576"/>
-      </w:pPr>
-      <w:r>
-        <w:rPr>
-          <w:rFonts w:ascii="Courier New" w:hAnsi="Courier New"/>
-          <w:color w:val="1A6EAE"/>
-          <w:sz w:val="18"/>
-        </w:rPr>
-        <w:t>ax2.hist(ret_oos, bins=30, alpha=0.5, label='Out-of-Sample', color='#F5A623')</w:t>
-      </w:r>
-    </w:p>
-    <w:p>
-      <w:pPr>
-        <w:spacing w:after="80"/>
-        <w:ind w:left="576"/>
-      </w:pPr>
-      <w:r>
-        <w:rPr>
-          <w:rFonts w:ascii="Courier New" w:hAnsi="Courier New"/>
-          <w:color w:val="1A6EAE"/>
-          <w:sz w:val="18"/>
-        </w:rPr>
-        <w:t>ax2.axvline(ret_is.mean(),  color='#1A6EAE', lw=2, ls='--')</w:t>
-      </w:r>
-    </w:p>
-    <w:p>
-      <w:pPr>
-        <w:spacing w:after="80"/>
-        <w:ind w:left="576"/>
-      </w:pPr>
-      <w:r>
-        <w:rPr>
-          <w:rFonts w:ascii="Courier New" w:hAnsi="Courier New"/>
-          <w:color w:val="1A6EAE"/>
-          <w:sz w:val="18"/>
-        </w:rPr>
-        <w:t>ax2.axvline(ret_oos.mean(), color='#F5A623', lw=2, ls='--')</w:t>
-      </w:r>
-    </w:p>
-    <w:p>
-      <w:pPr>
-        <w:spacing w:after="80"/>
-        <w:ind w:left="576"/>
-      </w:pPr>
-      <w:r>
-        <w:rPr>
-          <w:rFonts w:ascii="Courier New" w:hAnsi="Courier New"/>
-          <w:color w:val="1A6EAE"/>
-          <w:sz w:val="18"/>
-        </w:rPr>
-        <w:t>ax2.set_title('Distribuicao de Retornos Mensais')</w:t>
-      </w:r>
-    </w:p>
-    <w:p>
-      <w:pPr>
-        <w:spacing w:after="80"/>
-        <w:ind w:left="576"/>
-      </w:pPr>
-      <w:r>
-        <w:rPr>
-          <w:rFonts w:ascii="Courier New" w:hAnsi="Courier New"/>
-          <w:color w:val="1A6EAE"/>
-          <w:sz w:val="18"/>
-        </w:rPr>
-        <w:t>ax2.legend(fontsize=9)</w:t>
-      </w:r>
-    </w:p>
-    <w:p>
-      <w:pPr>
-        <w:spacing w:after="80"/>
-        <w:ind w:left="576"/>
-      </w:pPr>
-      <w:r>
-        <w:rPr>
-          <w:rFonts w:ascii="Courier New" w:hAnsi="Courier New"/>
-          <w:color w:val="1A6EAE"/>
-          <w:sz w:val="18"/>
-        </w:rPr>
-        <w:t>ax2.grid(alpha=0.3)</w:t>
-      </w:r>
-    </w:p>
-    <w:p>
-      <w:pPr>
-        <w:spacing w:after="80"/>
-        <w:ind w:left="576"/>
-      </w:pPr>
-      <w:r>
-        <w:rPr>
-          <w:rFonts w:ascii="Courier New" w:hAnsi="Courier New"/>
-          <w:color w:val="1A6EAE"/>
-          <w:sz w:val="18"/>
-        </w:rPr>
-      </w:r>
-    </w:p>
-    <w:p>
-      <w:pPr>
-        <w:spacing w:after="80"/>
-        <w:ind w:left="576"/>
-      </w:pPr>
-      <w:r>
-        <w:rPr>
-          <w:rFonts w:ascii="Courier New" w:hAnsi="Courier New"/>
-          <w:color w:val="1A6EAE"/>
-          <w:sz w:val="18"/>
-        </w:rPr>
-        <w:t>plt.suptitle('Validacao Out-of-Sample — Sinal v2 com Walk-Forward', fontweight='bold')</w:t>
-      </w:r>
-    </w:p>
-    <w:p>
-      <w:pPr>
-        <w:spacing w:after="80"/>
-        <w:ind w:left="576"/>
-      </w:pPr>
-      <w:r>
-        <w:rPr>
-          <w:rFonts w:ascii="Courier New" w:hAnsi="Courier New"/>
-          <w:color w:val="1A6EAE"/>
-          <w:sz w:val="18"/>
-        </w:rPr>
-        <w:t>plt.tight_layout()</w:t>
-      </w:r>
-    </w:p>
-    <w:p>
-      <w:pPr>
-        <w:spacing w:after="80"/>
-        <w:ind w:left="576"/>
-      </w:pPr>
-      <w:r>
-        <w:rPr>
-          <w:rFonts w:ascii="Courier New" w:hAnsi="Courier New"/>
-          <w:color w:val="1A6EAE"/>
-          <w:sz w:val="18"/>
-        </w:rPr>
-        <w:t>plt.savefig('validacao_oos.png', dpi=150, bbox_inches='tight')</w:t>
-      </w:r>
-    </w:p>
-    <w:p>
-      <w:pPr>
-        <w:spacing w:after="80"/>
-        <w:ind w:left="576"/>
-      </w:pPr>
-      <w:r>
-        <w:rPr>
-          <w:rFonts w:ascii="Courier New" w:hAnsi="Courier New"/>
-          <w:color w:val="1A6EAE"/>
-          <w:sz w:val="18"/>
-        </w:rPr>
-        <w:t>plt.show()</w:t>
-      </w:r>
-    </w:p>
-    <w:p>
-      <w:pPr>
-        <w:spacing w:after="120"/>
-      </w:pPr>
-      <w:r>
-        <w:rPr>
-          <w:color w:val="1A1A1A"/>
-          <w:sz w:val="22"/>
-        </w:rPr>
-        <w:t>Se as curvas forem similares, ótimo — o sinal é robusto. Se o OOS cair muito em relação ao IS, precisamos investigar se há overfitting ou se o regime de mercado mudou.</w:t>
-      </w:r>
-    </w:p>
-    <w:p>
-      <w:pPr>
-        <w:spacing w:before="120" w:after="120"/>
-      </w:pPr>
-      <w:r>
-        <w:rPr>
-          <w:color w:val="CCCCCC"/>
-          <w:sz w:val="16"/>
-        </w:rPr>
-        <w:t>────────────────────────────────────────────────────────────</w:t>
-      </w:r>
-    </w:p>
-    <w:p>
-      <w:pPr>
-        <w:pStyle w:val="Heading2"/>
-      </w:pPr>
-      <w:r>
-        <w:rPr>
-          <w:b/>
-          <w:color w:val="1A6EAE"/>
-          <w:sz w:val="24"/>
-        </w:rPr>
-        <w:t>2.7 — Salvar Retornos OOS</w:t>
-      </w:r>
-    </w:p>
-    <w:p>
-      <w:pPr>
-        <w:spacing w:after="80"/>
-      </w:pPr>
-      <w:r>
-        <w:rPr>
-          <w:i/>
-          <w:color w:val="7B4F12"/>
-          <w:sz w:val="20"/>
-        </w:rPr>
-        <w:t>[Última célula.]</w:t>
-      </w:r>
-    </w:p>
-    <w:p>
-      <w:pPr>
-        <w:spacing w:after="120"/>
-      </w:pPr>
-      <w:r>
-        <w:rPr>
-          <w:color w:val="1A1A1A"/>
-          <w:sz w:val="22"/>
-        </w:rPr>
-        <w:t>Salvamos o resultado como parquet para usar no relatório final.</w:t>
-      </w:r>
-    </w:p>
-    <w:p>
-      <w:pPr>
-        <w:spacing w:after="80"/>
-        <w:ind w:left="576"/>
-      </w:pPr>
-      <w:r>
-        <w:rPr>
-          <w:rFonts w:ascii="Courier New" w:hAnsi="Courier New"/>
-          <w:color w:val="1A6EAE"/>
-          <w:sz w:val="18"/>
-        </w:rPr>
-        <w:t>ret_oos.to_frame('retorno').to_parquet('../dados/retorno_walkforward_liquido.parquet')</w:t>
-      </w:r>
-    </w:p>
-    <w:p>
-      <w:pPr>
-        <w:spacing w:after="80"/>
-        <w:ind w:left="576"/>
-      </w:pPr>
-      <w:r>
-        <w:rPr>
-          <w:rFonts w:ascii="Courier New" w:hAnsi="Courier New"/>
-          <w:color w:val="1A6EAE"/>
-          <w:sz w:val="18"/>
-        </w:rPr>
-        <w:t>print('Salvo: retorno_walkforward_liquido.parquet')</w:t>
-      </w:r>
-    </w:p>
-    <w:p>
-      <w:pPr>
-        <w:spacing w:before="120" w:after="120"/>
-      </w:pPr>
-      <w:r>
-        <w:rPr>
-          <w:color w:val="CCCCCC"/>
-          <w:sz w:val="16"/>
-        </w:rPr>
-        <w:t>────────────────────────────────────────────────────────────</w:t>
-      </w:r>
-    </w:p>
-    <w:p>
-      <w:pPr>
-        <w:pStyle w:val="Heading2"/>
-      </w:pPr>
-      <w:r>
-        <w:rPr>
-          <w:b/>
-          <w:color w:val="1A6EAE"/>
-          <w:sz w:val="24"/>
-        </w:rPr>
-        <w:t>2.8 — Recap e Proxima Aula</w:t>
+        <w:t>2.5 — Recap e Proxima Aula</w:t>
       </w:r>
     </w:p>
     <w:p>
@@ -2591,20 +1097,7 @@
           <w:color w:val="F5A623"/>
           <w:sz w:val="20"/>
         </w:rPr>
-        <w:t>[TEMPO: 1:30 – 1:40]</w:t>
-      </w:r>
-    </w:p>
-    <w:p>
-      <w:pPr>
-        <w:spacing w:after="80"/>
-      </w:pPr>
-      <w:r>
-        <w:rPr>
-          <w:i/>
-          <w:color w:val="7B4F12"/>
-          <w:sz w:val="20"/>
-        </w:rPr>
-        <w:t>[Fechar notebook. Slide de fechamento.]</w:t>
+        <w:t>[TEMPO: 0:55 – 1:00]</w:t>
       </w:r>
     </w:p>
     <w:p>
@@ -2616,7 +1109,7 @@
           <w:color w:val="1A1A1A"/>
           <w:sz w:val="22"/>
         </w:rPr>
-        <w:t>Hoje vocês aprenderam a diferença entre um backtest ingênuo e um backtest rigoroso. Implementaram walk-forward analysis para garantir que cada retorno é genuinamente out-of-sample. Calcularam o Deflated Sharpe Ratio para medir a robustez estatística do sinal.</w:t>
+        <w:t>Hoje voces aprenderam a diferenca entre um backtest ingenuo e um rigoroso. Implementamos Walk-Forward e calculamos o Deflated Sharpe Ratio (DSR) para medir robustez estatistica.</w:t>
       </w:r>
     </w:p>
     <w:p>
@@ -2628,19 +1121,7 @@
           <w:color w:val="1A1A1A"/>
           <w:sz w:val="22"/>
         </w:rPr>
-        <w:t>Na próxima aula — Aula 9 — vamos integrar uma LLM via API da Anthropic para gerar narrativas automáticas dos resultados e otimizar parâmetros com assist de GenAI. Preparem o access token da API — vou disponibilizar no grupo do WhatsApp.</w:t>
-      </w:r>
-    </w:p>
-    <w:p>
-      <w:pPr>
-        <w:spacing w:after="120"/>
-      </w:pPr>
-      <w:r>
-        <w:rPr>
-          <w:color w:val="1A1A1A"/>
-          <w:sz w:val="22"/>
-        </w:rPr>
-        <w:t>Até semana que vem!</w:t>
+        <w:t>Na proxima e ultima aula — Aula 9 —, vamos integrar GenAI (Claude API) ao pipeline para gerar narrativas, estruturar o relatorio tecnico vencedor de acordo com os 7 criterios do Itau, e preparar a apresentacao do pitch oral de defesa. Ate semana que vem!</w:t>
       </w:r>
     </w:p>
     <w:sectPr>
